--- a/CSD310/module-2/Martin_Assignment2.3.docx
+++ b/CSD310/module-2/Martin_Assignment2.3.docx
@@ -24,13 +24,18 @@
     </w:p>
     <w:p>
       <w:r>
+        <w:t>ERD</w:t>
+      </w:r>
+    </w:p>
+    <w:p>
+      <w:r>
         <w:rPr>
           <w:noProof/>
         </w:rPr>
         <w:drawing>
-          <wp:inline distT="0" distB="0" distL="0" distR="0" wp14:anchorId="6DA33BE0" wp14:editId="27D12CA1">
-            <wp:extent cx="3201356" cy="2600076"/>
-            <wp:effectExtent l="0" t="0" r="0" b="3810"/>
+          <wp:inline distT="0" distB="0" distL="0" distR="0" wp14:anchorId="1FCAD03E" wp14:editId="11D32DE3">
+            <wp:extent cx="3211146" cy="2608027"/>
+            <wp:effectExtent l="0" t="0" r="2540" b="0"/>
             <wp:docPr id="363266440" name="Picture 1"/>
             <wp:cNvGraphicFramePr>
               <a:graphicFrameLocks xmlns:a="http://schemas.openxmlformats.org/drawingml/2006/main" noChangeAspect="1"/>
@@ -57,7 +62,7 @@
                   <pic:spPr>
                     <a:xfrm>
                       <a:off x="0" y="0"/>
-                      <a:ext cx="3215894" cy="2611884"/>
+                      <a:ext cx="3249197" cy="2638931"/>
                     </a:xfrm>
                     <a:prstGeom prst="rect">
                       <a:avLst/>
@@ -72,14 +77,19 @@
     </w:p>
     <w:p>
       <w:r>
+        <w:t>NoSQL</w:t>
+      </w:r>
+    </w:p>
+    <w:p>
+      <w:r>
         <w:rPr>
           <w:noProof/>
         </w:rPr>
         <w:drawing>
-          <wp:inline distT="0" distB="0" distL="0" distR="0" wp14:anchorId="5FE832A9" wp14:editId="5AB5A6A5">
-            <wp:extent cx="5943600" cy="2738120"/>
-            <wp:effectExtent l="0" t="0" r="0" b="5080"/>
-            <wp:docPr id="1259996547" name="Picture 3"/>
+          <wp:inline distT="0" distB="0" distL="0" distR="0" wp14:anchorId="2D20B24D" wp14:editId="408487E8">
+            <wp:extent cx="3511648" cy="2711395"/>
+            <wp:effectExtent l="0" t="0" r="0" b="0"/>
+            <wp:docPr id="424773027" name="Picture 1"/>
             <wp:cNvGraphicFramePr>
               <a:graphicFrameLocks xmlns:a="http://schemas.openxmlformats.org/drawingml/2006/main" noChangeAspect="1"/>
             </wp:cNvGraphicFramePr>
@@ -87,11 +97,11 @@
               <a:graphicData uri="http://schemas.openxmlformats.org/drawingml/2006/picture">
                 <pic:pic xmlns:pic="http://schemas.openxmlformats.org/drawingml/2006/picture">
                   <pic:nvPicPr>
-                    <pic:cNvPr id="1259996547" name="Picture 1259996547"/>
+                    <pic:cNvPr id="424773027" name="Picture 424773027"/>
                     <pic:cNvPicPr/>
                   </pic:nvPicPr>
                   <pic:blipFill>
-                    <a:blip r:embed="rId5" cstate="print">
+                    <a:blip r:embed="rId5">
                       <a:extLst>
                         <a:ext uri="{28A0092B-C50C-407E-A947-70E740481C1C}">
                           <a14:useLocalDpi xmlns:a14="http://schemas.microsoft.com/office/drawing/2010/main" val="0"/>
@@ -105,7 +115,7 @@
                   <pic:spPr>
                     <a:xfrm>
                       <a:off x="0" y="0"/>
-                      <a:ext cx="5943600" cy="2738120"/>
+                      <a:ext cx="3578360" cy="2762904"/>
                     </a:xfrm>
                     <a:prstGeom prst="rect">
                       <a:avLst/>
@@ -118,6 +128,7 @@
         </w:drawing>
       </w:r>
     </w:p>
+    <w:p/>
     <w:sectPr>
       <w:pgSz w:w="12240" w:h="15840"/>
       <w:pgMar w:top="1440" w:right="1440" w:bottom="1440" w:left="1440" w:header="720" w:footer="720" w:gutter="0"/>

--- a/CSD310/module-2/Martin_Assignment2.3.docx
+++ b/CSD310/module-2/Martin_Assignment2.3.docx
@@ -116,6 +116,43 @@
                     <a:xfrm>
                       <a:off x="0" y="0"/>
                       <a:ext cx="3578360" cy="2762904"/>
+                    </a:xfrm>
+                    <a:prstGeom prst="rect">
+                      <a:avLst/>
+                    </a:prstGeom>
+                  </pic:spPr>
+                </pic:pic>
+              </a:graphicData>
+            </a:graphic>
+          </wp:inline>
+        </w:drawing>
+      </w:r>
+      <w:r>
+        <w:drawing>
+          <wp:inline distT="0" distB="0" distL="0" distR="0" wp14:anchorId="116DC613" wp14:editId="6390AD5D">
+            <wp:extent cx="2303170" cy="2609519"/>
+            <wp:effectExtent l="0" t="0" r="0" b="0"/>
+            <wp:docPr id="243326230" name="Picture 1"/>
+            <wp:cNvGraphicFramePr>
+              <a:graphicFrameLocks xmlns:a="http://schemas.openxmlformats.org/drawingml/2006/main" noChangeAspect="1"/>
+            </wp:cNvGraphicFramePr>
+            <a:graphic xmlns:a="http://schemas.openxmlformats.org/drawingml/2006/main">
+              <a:graphicData uri="http://schemas.openxmlformats.org/drawingml/2006/picture">
+                <pic:pic xmlns:pic="http://schemas.openxmlformats.org/drawingml/2006/picture">
+                  <pic:nvPicPr>
+                    <pic:cNvPr id="243326230" name=""/>
+                    <pic:cNvPicPr/>
+                  </pic:nvPicPr>
+                  <pic:blipFill>
+                    <a:blip r:embed="rId6"/>
+                    <a:stretch>
+                      <a:fillRect/>
+                    </a:stretch>
+                  </pic:blipFill>
+                  <pic:spPr>
+                    <a:xfrm>
+                      <a:off x="0" y="0"/>
+                      <a:ext cx="2409968" cy="2730522"/>
                     </a:xfrm>
                     <a:prstGeom prst="rect">
                       <a:avLst/>
